--- a/ПрПр/практики/Блок 1.docx
+++ b/ПрПр/практики/Блок 1.docx
@@ -129,15 +129,163 @@
         <w:rPr>
           <w:rFonts w:cs="Times New Roman"/>
           <w:b/>
+        </w:rPr>
+      </w:pPr>
+      <w:r>
+        <w:rPr>
+          <w:rFonts w:cs="Times New Roman"/>
+          <w:b/>
+        </w:rPr>
+        <w:t>Практика 2. Сбор данных и построение модели «</w:t>
+      </w:r>
+      <w:proofErr w:type="spellStart"/>
+      <w:r>
+        <w:rPr>
+          <w:rFonts w:cs="Times New Roman"/>
+          <w:b/>
+        </w:rPr>
+        <w:t>as</w:t>
+      </w:r>
+      <w:r>
+        <w:rPr>
+          <w:rFonts w:cs="Times New Roman"/>
+        </w:rPr>
+        <w:t>-</w:t>
+      </w:r>
+      <w:r>
+        <w:rPr>
+          <w:rFonts w:cs="Times New Roman"/>
+          <w:b/>
+        </w:rPr>
+        <w:t>is</w:t>
+      </w:r>
+      <w:proofErr w:type="spellEnd"/>
+      <w:r>
+        <w:rPr>
+          <w:rFonts w:cs="Times New Roman"/>
+          <w:b/>
+        </w:rPr>
+        <w:t>»</w:t>
+      </w:r>
+    </w:p>
+    <w:p>
+      <w:r>
+        <w:t>Вы должны зафиксировать текущее состояние процесса, выявить узкие места и представить их в наглядной форме, чтобы первая глава содержала подтверждённые данными диаграммы и список проблем.</w:t>
+      </w:r>
+    </w:p>
+    <w:p>
+      <w:r>
+        <w:t xml:space="preserve">1) </w:t>
+      </w:r>
+      <w:r>
+        <w:t xml:space="preserve">Проведите обследование: подготовьте и проведите интервью (либо проработайте документы и открытые данные) с 2–3 ролями (менеджер, исполнитель, </w:t>
+      </w:r>
+      <w:proofErr w:type="spellStart"/>
+      <w:r>
+        <w:t>ИТ</w:t>
+      </w:r>
+      <w:r>
+        <w:rPr>
+          <w:rFonts w:cs="Times New Roman"/>
+        </w:rPr>
+        <w:t>-специалист</w:t>
+      </w:r>
+      <w:proofErr w:type="spellEnd"/>
+      <w:r>
+        <w:rPr>
+          <w:rFonts w:cs="Times New Roman"/>
+        </w:rPr>
+        <w:t xml:space="preserve"> при наличии доступа). Вопросы должны давать измеримые факт</w:t>
+      </w:r>
+      <w:r>
+        <w:t>ы: сколько времени занимает шаг (минимум/максимум/типичное), какие инструменты используются, где возникают задержки и ошибки, какие есть «неписанные» правила.</w:t>
+      </w:r>
+    </w:p>
+    <w:p>
+      <w:r>
+        <w:t xml:space="preserve">2) </w:t>
+      </w:r>
+      <w:r>
+        <w:t xml:space="preserve">Соберите документы для дальнейшей работы: регламенты, формы, журналы, инструкции, должностные обязанности. Организуйте папку </w:t>
+      </w:r>
+      <w:r>
+        <w:lastRenderedPageBreak/>
+        <w:t>проекта с понятной структурой и именами файлов, включающими дату. В отдельном документе (например, .</w:t>
+      </w:r>
+      <w:r>
+        <w:rPr>
           <w:lang w:val="en-US"/>
         </w:rPr>
-      </w:pPr>
-      <w:r>
-        <w:rPr>
-          <w:rFonts w:cs="Times New Roman"/>
-          <w:b/>
-        </w:rPr>
-        <w:t>Практика 2.</w:t>
+        <w:t>txt</w:t>
+      </w:r>
+      <w:r>
+        <w:t xml:space="preserve"> </w:t>
+      </w:r>
+      <w:r>
+        <w:t>укажите, что можно взять для обоснования темы из каждого документа).</w:t>
+      </w:r>
+    </w:p>
+    <w:p>
+      <w:r>
+        <w:t xml:space="preserve">3) Постройте в </w:t>
+      </w:r>
+      <w:proofErr w:type="spellStart"/>
+      <w:r>
+        <w:t>Ramus</w:t>
+      </w:r>
+      <w:proofErr w:type="spellEnd"/>
+      <w:r>
+        <w:t xml:space="preserve"> (или аналоге) комплект диаграмм «</w:t>
+      </w:r>
+      <w:proofErr w:type="spellStart"/>
+      <w:r>
+        <w:t>as</w:t>
+      </w:r>
+      <w:r>
+        <w:rPr>
+          <w:rFonts w:cs="Times New Roman"/>
+        </w:rPr>
+        <w:t>-is</w:t>
+      </w:r>
+      <w:proofErr w:type="spellEnd"/>
+      <w:r>
+        <w:rPr>
+          <w:rFonts w:cs="Times New Roman"/>
+        </w:rPr>
+        <w:t>»: контекстную (A-0), декомпозицию основных функций (3–6 крупных блоков), диаграмму потоков данных (DFD) либо BPMN-схему (выбери</w:t>
+      </w:r>
+      <w:r>
+        <w:t xml:space="preserve">те тот формат, который лучше отражает суть: DFD – для потоков и хранилищ, BPMN – для ролей и шлюзов). </w:t>
+      </w:r>
+    </w:p>
+    <w:p>
+      <w:r>
+        <w:t xml:space="preserve">4) На диаграммах явно обозначьте границы процесса, роли и зоны ответственности, входные/выходные данные, используемые </w:t>
+      </w:r>
+      <w:proofErr w:type="spellStart"/>
+      <w:r>
+        <w:t>ИТ</w:t>
+      </w:r>
+      <w:r>
+        <w:rPr>
+          <w:rFonts w:cs="Times New Roman"/>
+        </w:rPr>
+        <w:t>-инструменты</w:t>
+      </w:r>
+      <w:proofErr w:type="spellEnd"/>
+      <w:r>
+        <w:rPr>
+          <w:rFonts w:cs="Times New Roman"/>
+        </w:rPr>
+        <w:t>, точки принятия решений.</w:t>
+      </w:r>
+      <w:r>
+        <w:t xml:space="preserve"> Выделите узкие места (дублирование, ручные согласования, потеря данных, задержки) и для каждого приведите: проявление (конкретный факт) и влияние на KPI (время, ошибки, трудозатраты). Подкрепите каждый пункт ссылкой на источник (фрагмент интервью, пункт регламента).</w:t>
+      </w:r>
+    </w:p>
+    <w:p>
+      <w:r>
+        <w:t>5) Напишите краткое текстовое описание процесса (1–2 страницы), согласованное с диаграммой: по шагам, с указанием ролей, инструментов и узких мест.</w:t>
       </w:r>
     </w:p>
     <w:p>

--- a/ПрПр/практики/Блок 1.docx
+++ b/ПрПр/практики/Блок 1.docx
@@ -285,7 +285,13 @@
     </w:p>
     <w:p>
       <w:r>
-        <w:t>5) Напишите краткое текстовое описание процесса (1–2 страницы), согласованное с диаграммой: по шагам, с указанием ролей, инструментов и узких мест.</w:t>
+        <w:t>5) Напишите краткое текстовое описание процесса (1–2 страницы), согласованное с диаграмм</w:t>
+      </w:r>
+      <w:r>
+        <w:t>ой</w:t>
+      </w:r>
+      <w:r>
+        <w:t>: по шагам, с указанием ролей, инструментов и узких мест.</w:t>
       </w:r>
     </w:p>
     <w:p>
@@ -300,14 +306,120 @@
         <w:jc w:val="center"/>
         <w:rPr>
           <w:b/>
+        </w:rPr>
+      </w:pPr>
+      <w:r>
+        <w:rPr>
+          <w:b/>
+        </w:rPr>
+        <w:t>Практика 3. Формирование требований и критериев приёмки</w:t>
+      </w:r>
+    </w:p>
+    <w:p>
+      <w:r>
+        <w:t>Вы должны перевести выявленные проблемы в требования к системе и зафиксировать измеримые критерии, по которым будет оцениваться результат. Это станет прямой основой для обоснования проектных решений во второй главе.</w:t>
+      </w:r>
+    </w:p>
+    <w:p>
+      <w:r>
+        <w:t>1) На базе узких мест из модели «</w:t>
+      </w:r>
+      <w:proofErr w:type="spellStart"/>
+      <w:r>
+        <w:rPr>
+          <w:rFonts w:cs="Times New Roman"/>
+        </w:rPr>
+        <w:t>as</w:t>
+      </w:r>
+      <w:r>
+        <w:rPr>
+          <w:rFonts w:cs="Times New Roman"/>
+        </w:rPr>
+        <w:t>-</w:t>
+      </w:r>
+      <w:r>
+        <w:rPr>
+          <w:rFonts w:cs="Times New Roman"/>
+        </w:rPr>
+        <w:t>is</w:t>
+      </w:r>
+      <w:proofErr w:type="spellEnd"/>
+      <w:r>
+        <w:rPr>
+          <w:rFonts w:cs="Times New Roman"/>
+        </w:rPr>
+        <w:t>» сформулируйте функциональные требования по ролям (менеджер, исполнитель, администратор). Для каждого требования укажите связь с конкретной проблемой</w:t>
+      </w:r>
+      <w:r>
+        <w:t>.</w:t>
+      </w:r>
+    </w:p>
+    <w:p>
+      <w:r>
+        <w:t>2) Зафиксируйте нефункциональные требования: производительность (время отклика, пиковая нагрузка), безопасность (роли, хранение данных), удобство (адаптивность, подсказки), совместимость (интеграции, форматы данных).</w:t>
+      </w:r>
+    </w:p>
+    <w:p>
+      <w:r>
+        <w:t>3) Сформулируйте критерии приёмки в измеримом виде: «время обработки заявки сокращается не менее чем на 30 %», «доля ошибок при вводе ≤1 %», «доступность ≥99,5 %». Для каждого критерия укажите метод проверки: замеры времени, анализ логов, опрос пользователей, сравнение «до/после».</w:t>
+      </w:r>
+    </w:p>
+    <w:p>
+      <w:r>
+        <w:t>4) Подготовьте фрагменты модели «</w:t>
+      </w:r>
+      <w:proofErr w:type="spellStart"/>
+      <w:r>
+        <w:t>to</w:t>
+      </w:r>
+      <w:r>
+        <w:rPr>
+          <w:rFonts w:cs="Times New Roman"/>
+        </w:rPr>
+        <w:t>-be</w:t>
+      </w:r>
+      <w:proofErr w:type="spellEnd"/>
+      <w:r>
+        <w:rPr>
+          <w:rFonts w:cs="Times New Roman"/>
+        </w:rPr>
+        <w:t xml:space="preserve">»: 1–2 диаграммы (например, </w:t>
+      </w:r>
+      <w:r>
+        <w:rPr>
+          <w:rFonts w:cs="Times New Roman"/>
           <w:lang w:val="en-US"/>
         </w:rPr>
-      </w:pPr>
-      <w:r>
-        <w:rPr>
-          <w:b/>
-        </w:rPr>
-        <w:t>Практика 3.</w:t>
+        <w:t>IDEF</w:t>
+      </w:r>
+      <w:r>
+        <w:rPr>
+          <w:rFonts w:cs="Times New Roman"/>
+        </w:rPr>
+        <w:t xml:space="preserve">0, </w:t>
+      </w:r>
+      <w:r>
+        <w:rPr>
+          <w:rFonts w:cs="Times New Roman"/>
+        </w:rPr>
+        <w:t>упрощённую BPMN-схему или DFD), где видно, как изменятся ключевые проблемные шаги (автоматизация ручного ввода, электронный маршрут согласования, централизованное хранилище). Не нужно проектировать вс</w:t>
+      </w:r>
+      <w:r>
+        <w:t>ю систему </w:t>
+      </w:r>
+      <w:r>
+        <w:t>–</w:t>
+      </w:r>
+      <w:r>
+        <w:t> достаточно показать, как устраняются 2–3 главных узких места.</w:t>
+      </w:r>
+    </w:p>
+    <w:p>
+      <w:r>
+        <w:t>5) Напишите краткое текстовое описание обновленного, согласованное с разработанной диаграммой</w:t>
+      </w:r>
+      <w:r>
+        <w:t>.</w:t>
       </w:r>
     </w:p>
     <w:p/>
@@ -316,18 +428,229 @@
         <w:jc w:val="center"/>
         <w:rPr>
           <w:b/>
-          <w:lang w:val="en-US"/>
-        </w:rPr>
-      </w:pPr>
-      <w:r>
-        <w:rPr>
-          <w:b/>
-        </w:rPr>
-        <w:t>Практика 4.</w:t>
+        </w:rPr>
+      </w:pPr>
+      <w:r>
+        <w:rPr>
+          <w:b/>
+        </w:rPr>
+        <w:t>Практика 4. Разработка черновика ТЗ (в формате, приближённом к ГОСТ 34.602)</w:t>
+      </w:r>
+    </w:p>
+    <w:p>
+      <w:r>
+        <w:t>Вы должны оформить требования и критерии в виде учебного черновика технического задания, который будет использован как основа для проектных решений и как приложение/база для пояснительной записки.</w:t>
+      </w:r>
+    </w:p>
+    <w:p>
+      <w:r>
+        <w:t>1) Возьмите за основу структуру, близкую к ГОСТ 34.602:</w:t>
+      </w:r>
+    </w:p>
+    <w:p>
+      <w:pPr>
+        <w:pStyle w:val="a3"/>
+        <w:numPr>
+          <w:ilvl w:val="0"/>
+          <w:numId w:val="1"/>
+        </w:numPr>
+        <w:ind w:left="709" w:firstLine="0"/>
+      </w:pPr>
+      <w:r>
+        <w:t>Назначение и цели разработки: кратко (1 абзац) цель и ожидаемый эффект.</w:t>
+      </w:r>
+    </w:p>
+    <w:p>
+      <w:pPr>
+        <w:pStyle w:val="a3"/>
+        <w:numPr>
+          <w:ilvl w:val="0"/>
+          <w:numId w:val="1"/>
+        </w:numPr>
+        <w:ind w:left="709" w:firstLine="0"/>
+      </w:pPr>
+      <w:r>
+        <w:t>Основания для разработки: тема диплома, задание руководителя, источники данных.</w:t>
+      </w:r>
+    </w:p>
+    <w:p>
+      <w:pPr>
+        <w:pStyle w:val="a3"/>
+        <w:numPr>
+          <w:ilvl w:val="0"/>
+          <w:numId w:val="1"/>
+        </w:numPr>
+        <w:ind w:left="709" w:firstLine="0"/>
+      </w:pPr>
+      <w:r>
+        <w:t>Характеристика объекта автоматизации: краткое описание подразделения/процесса, границы (что автоматизируется, что остаётся за рамками).</w:t>
+      </w:r>
+    </w:p>
+    <w:p>
+      <w:pPr>
+        <w:pStyle w:val="a3"/>
+        <w:numPr>
+          <w:ilvl w:val="0"/>
+          <w:numId w:val="1"/>
+        </w:numPr>
+        <w:ind w:left="709" w:firstLine="0"/>
+      </w:pPr>
+      <w:r>
+        <w:t>Требования к системе: функциональные (по ролям) и нефункциональные (производительность, безопасность, совместимость).</w:t>
+      </w:r>
+    </w:p>
+    <w:p>
+      <w:pPr>
+        <w:pStyle w:val="a3"/>
+        <w:numPr>
+          <w:ilvl w:val="0"/>
+          <w:numId w:val="1"/>
+        </w:numPr>
+        <w:ind w:left="709" w:firstLine="0"/>
+      </w:pPr>
+      <w:r>
+        <w:t>Состав и содержание работ: этапы (ТЗ, проектирование, разработка, тестирование, внедрение), ключевые результаты.</w:t>
+      </w:r>
+    </w:p>
+    <w:p>
+      <w:pPr>
+        <w:pStyle w:val="a3"/>
+        <w:numPr>
+          <w:ilvl w:val="0"/>
+          <w:numId w:val="1"/>
+        </w:numPr>
+        <w:ind w:left="709" w:firstLine="0"/>
+      </w:pPr>
+      <w:r>
+        <w:t>Порядок контроля и приёмки: критерии приёмки (те самые измеримые метрики) и методы проверки.</w:t>
+      </w:r>
+    </w:p>
+    <w:p>
+      <w:pPr>
+        <w:pStyle w:val="a3"/>
+        <w:numPr>
+          <w:ilvl w:val="0"/>
+          <w:numId w:val="1"/>
+        </w:numPr>
+        <w:ind w:left="709" w:firstLine="0"/>
+      </w:pPr>
+      <w:r>
+        <w:t>Стадии и этапы разработки: перечень стадий (</w:t>
+      </w:r>
+      <w:proofErr w:type="spellStart"/>
+      <w:r>
+        <w:t>предпроектные</w:t>
+      </w:r>
+      <w:proofErr w:type="spellEnd"/>
+      <w:r>
+        <w:t xml:space="preserve"> работы, проектирование, реализация, тестирование) и ориентировочные сроки.</w:t>
+      </w:r>
+    </w:p>
+    <w:p>
+      <w:r>
+        <w:t xml:space="preserve">2) Добавьте паспорт проекта как отдельный раздел или приложение к ТЗ: тема, цель, границы, </w:t>
+      </w:r>
+      <w:proofErr w:type="spellStart"/>
+      <w:r>
+        <w:t>стейкхолдеры</w:t>
+      </w:r>
+      <w:proofErr w:type="spellEnd"/>
+      <w:r>
+        <w:t xml:space="preserve"> и их интересы, допущения и ограничения.</w:t>
+      </w:r>
+    </w:p>
+    <w:p>
+      <w:r>
+        <w:t>3) Оформите документ по требованиям и структуре ГОСТ 34.602.</w:t>
       </w:r>
     </w:p>
     <w:p/>
-    <w:p/>
+    <w:p>
+      <w:pPr>
+        <w:jc w:val="center"/>
+        <w:rPr>
+          <w:b/>
+        </w:rPr>
+      </w:pPr>
+      <w:r>
+        <w:rPr>
+          <w:b/>
+        </w:rPr>
+        <w:t>Итог</w:t>
+      </w:r>
+    </w:p>
+    <w:p>
+      <w:r>
+        <w:t>Зафиксированная тема и раздел «Постановка задачи и обоснование проекта» с перечнем источников и оценкой реализуемости (практика 1); пакет первичных данных, комплект диаграмм «</w:t>
+      </w:r>
+      <w:proofErr w:type="spellStart"/>
+      <w:r>
+        <w:rPr>
+          <w:rFonts w:cs="Times New Roman"/>
+        </w:rPr>
+        <w:t>as</w:t>
+      </w:r>
+      <w:r>
+        <w:rPr>
+          <w:rFonts w:cs="Times New Roman"/>
+        </w:rPr>
+        <w:t>-</w:t>
+      </w:r>
+      <w:r>
+        <w:rPr>
+          <w:rFonts w:cs="Times New Roman"/>
+        </w:rPr>
+        <w:t>is</w:t>
+      </w:r>
+      <w:proofErr w:type="spellEnd"/>
+      <w:r>
+        <w:rPr>
+          <w:rFonts w:cs="Times New Roman"/>
+        </w:rPr>
+        <w:t>», список узких мест с при</w:t>
+      </w:r>
+      <w:r>
+        <w:t>вязкой к KPI и согласованное текстовое описание процесса (практика 2); набор функциональных и нефункциональных требований, измеримые критерии приёмки с методами проверки и фрагменты модели «</w:t>
+      </w:r>
+      <w:proofErr w:type="spellStart"/>
+      <w:r>
+        <w:t>to</w:t>
+      </w:r>
+      <w:r>
+        <w:rPr>
+          <w:rFonts w:cs="Times New Roman"/>
+        </w:rPr>
+        <w:t>-</w:t>
+      </w:r>
+      <w:r>
+        <w:rPr>
+          <w:rFonts w:cs="Times New Roman"/>
+        </w:rPr>
+        <w:t>be</w:t>
+      </w:r>
+      <w:proofErr w:type="spellEnd"/>
+      <w:r>
+        <w:rPr>
+          <w:rFonts w:cs="Times New Roman"/>
+        </w:rPr>
+        <w:t>»</w:t>
+      </w:r>
+      <w:r>
+        <w:rPr>
+          <w:rFonts w:cs="Times New Roman"/>
+        </w:rPr>
+        <w:t>, демонстр</w:t>
+      </w:r>
+      <w:r>
+        <w:t xml:space="preserve">ирующие устранение ключевых узких мест (практика 3); черновик ТЗ в формате, приближённом к ГОСТ 34.602, </w:t>
+      </w:r>
+      <w:r>
+        <w:t>с</w:t>
+      </w:r>
+      <w:r>
+        <w:t xml:space="preserve"> паспортом проекта как приложением, оформленный в стиле пояснительной записки (практика 4).</w:t>
+      </w:r>
+    </w:p>
     <w:sectPr>
       <w:pgSz w:w="11906" w:h="16838"/>
       <w:pgMar w:top="1134" w:right="850" w:bottom="1134" w:left="1701" w:header="708" w:footer="708" w:gutter="0"/>
